--- a/ru/wisdom-stories/permission-or-forgiveness.docx
+++ b/ru/wisdom-stories/permission-or-forgiveness.docx
@@ -146,7 +146,7 @@
           <w:bCs/>
           <w:lang/>
         </w:rPr>
-        <w:t>Мораль: Инициатива ценна, когда сочетается с ответственностью. Небольшие шаги, последствия которых можно отменить, порой полезнее бесконечного ожидания согласований. Но возможность извиниться потом не освобождает от обязанности подумать заранее.</w:t>
+        <w:t xml:space="preserve">Мораль: Инициатива ценна, когда сочетается с ответственностью. Небольшие шаги, последствия которых обратимы, порой полезнее бесконечного ожидания согласований. Но возможность извиниться потом не освобождает от обязанности подумать заранее.</w:t>
       </w:r>
     </w:p>
     <w:p>
